--- a/public/files/en/student-ai-use-process-sheet.docx
+++ b/public/files/en/student-ai-use-process-sheet.docx
@@ -329,17 +329,6 @@
           <w:sz w:val="21"/>
         </w:rPr>
         <w:t>Box 4 is the key to the whole sheet — if it is blank, no checking was done.</w:t>
-      </w:r>
-    </w:p>
-    <w:p>
-      <w:r>
-        <w:rPr>
-          <w:rFonts w:ascii="Quicksand" w:hAnsi="Quicksand" w:cs="Quicksand" w:eastAsia="Noto Sans TC"/>
-          <w:b w:val="0"/>
-          <w:color w:val="080808"/>
-          <w:sz w:val="21"/>
-        </w:rPr>
-        <w:t>BEETS AI · an independent teaching resource, not an official EDB publication. Relates to source F, p.1-13 (valuing the process) and source G, p.2-8 (viewing learning through the thinking process).</w:t>
       </w:r>
     </w:p>
     <w:sectPr>

--- a/public/files/en/student-ai-use-process-sheet.docx
+++ b/public/files/en/student-ai-use-process-sheet.docx
@@ -100,7 +100,7 @@
           <w:color w:val="080808"/>
           <w:sz w:val="21"/>
         </w:rPr>
-        <w:t>First attempt — my own thinking before using AI My first attempt, before using AI</w:t>
+        <w:t>First attempt — my own thinking before using AI</w:t>
       </w:r>
     </w:p>
     <w:p>
@@ -111,7 +111,7 @@
           <w:color w:val="080808"/>
           <w:sz w:val="21"/>
         </w:rPr>
-        <w:t>My prompt — what I asked (write it exactly) My prompt — write exactly what I asked</w:t>
+        <w:t>My prompt — what I asked (write it exactly)</w:t>
       </w:r>
     </w:p>
     <w:p>
@@ -122,7 +122,7 @@
           <w:color w:val="080808"/>
           <w:sz w:val="21"/>
         </w:rPr>
-        <w:t>The AI's answer — what it said (a summary) What the AI said (summary is enough)</w:t>
+        <w:t>The AI's answer — what it said (a summary)</w:t>
       </w:r>
     </w:p>
     <w:p>
@@ -133,7 +133,7 @@
           <w:color w:val="080808"/>
           <w:sz w:val="21"/>
         </w:rPr>
-        <w:t>What I checked — what did I verify or change, and against which source? What I checked or changed, and against which source — THIS IS THE MOST IMPORTANT BOX</w:t>
+        <w:t>What I checked — what did I verify or change, and against which source? (Box 4 — the most important one)</w:t>
       </w:r>
     </w:p>
     <w:p>
@@ -144,7 +144,7 @@
           <w:color w:val="080808"/>
           <w:sz w:val="21"/>
         </w:rPr>
-        <w:t>Final version and explanation — why did I change it this way? Final version + one sentence on what I changed and why</w:t>
+        <w:t>Final version and explanation — why did I change it this way?</w:t>
       </w:r>
     </w:p>
     <w:tbl>

--- a/public/files/en/student-ai-use-process-sheet.docx
+++ b/public/files/en/student-ai-use-process-sheet.docx
@@ -45,7 +45,7 @@
           <w:color w:val="080808"/>
           <w:sz w:val="21"/>
         </w:rPr>
-        <w:t>Name:</w:t>
+        <w:t>姓名 Name:</w:t>
       </w:r>
     </w:p>
     <w:p>
@@ -56,7 +56,7 @@
           <w:color w:val="080808"/>
           <w:sz w:val="21"/>
         </w:rPr>
-        <w:t>Class:</w:t>
+        <w:t>班別 Class:</w:t>
       </w:r>
     </w:p>
     <w:p>
@@ -67,7 +67,7 @@
           <w:color w:val="080808"/>
           <w:sz w:val="21"/>
         </w:rPr>
-        <w:t>Date:</w:t>
+        <w:t>日期 Date:</w:t>
       </w:r>
     </w:p>
     <w:p>
@@ -78,7 +78,7 @@
           <w:color w:val="080808"/>
           <w:sz w:val="21"/>
         </w:rPr>
-        <w:t>Subject:</w:t>
+        <w:t>科目 Subject:</w:t>
       </w:r>
     </w:p>
     <w:p>
@@ -89,7 +89,7 @@
           <w:color w:val="080808"/>
           <w:sz w:val="21"/>
         </w:rPr>
-        <w:t>Task:</w:t>
+        <w:t>題目 Task:</w:t>
       </w:r>
     </w:p>
     <w:p>
